--- a/doc/詩/唐朝/許渾/許渾-咸陽城東樓.docx
+++ b/doc/詩/唐朝/許渾/許渾-咸陽城東樓.docx
@@ -1,6 +1,6 @@
 
 <file path=word/document.xml><?xml version="1.0" encoding="utf-8"?>
-<w:document xmlns:wpc="http://schemas.microsoft.com/office/word/2010/wordprocessingCanvas" xmlns:cx="http://schemas.microsoft.com/office/drawing/2014/chartex" xmlns:cx1="http://schemas.microsoft.com/office/drawing/2015/9/8/chartex" xmlns:cx2="http://schemas.microsoft.com/office/drawing/2015/10/21/chartex" xmlns:cx3="http://schemas.microsoft.com/office/drawing/2016/5/9/chartex" xmlns:cx4="http://schemas.microsoft.com/office/drawing/2016/5/10/chartex" xmlns:cx5="http://schemas.microsoft.com/office/drawing/2016/5/11/chartex" xmlns:cx6="http://schemas.microsoft.com/office/drawing/2016/5/12/chartex" xmlns:cx7="http://schemas.microsoft.com/office/drawing/2016/5/13/chartex" xmlns:cx8="http://schemas.microsoft.com/office/drawing/2016/5/14/chartex" xmlns:mc="http://schemas.openxmlformats.org/markup-compatibility/2006" xmlns:aink="http://schemas.microsoft.com/office/drawing/2016/ink" xmlns:am3d="http://schemas.microsoft.com/office/drawing/2017/model3d" xmlns:o="urn:schemas-microsoft-com:office:office" xmlns:oel="http://schemas.microsoft.com/office/2019/extlst" xmlns:r="http://schemas.openxmlformats.org/officeDocument/2006/relationships" xmlns:m="http://schemas.openxmlformats.org/officeDocument/2006/math" xmlns:v="urn:schemas-microsoft-com:vml" xmlns:wp14="http://schemas.microsoft.com/office/word/2010/wordprocessingDrawing" xmlns:wp="http://schemas.openxmlformats.org/drawingml/2006/wordprocessingDrawing" xmlns:w10="urn:schemas-microsoft-com:office:word" xmlns:w="http://schemas.openxmlformats.org/wordprocessingml/2006/main" xmlns:w14="http://schemas.microsoft.com/office/word/2010/wordml" xmlns:w15="http://schemas.microsoft.com/office/word/2012/wordml" xmlns:w16cex="http://schemas.microsoft.com/office/word/2018/wordml/cex" xmlns:w16cid="http://schemas.microsoft.com/office/word/2016/wordml/cid" xmlns:w16="http://schemas.microsoft.com/office/word/2018/wordml" xmlns:w16du="http://schemas.microsoft.com/office/word/2023/wordml/word16du" xmlns:w16sdtdh="http://schemas.microsoft.com/office/word/2020/wordml/sdtdatahash" xmlns:w16sdtfl="http://schemas.microsoft.com/office/word/2024/wordml/sdtformatlock" xmlns:w16se="http://schemas.microsoft.com/office/word/2015/wordml/symex" xmlns:wpg="http://schemas.microsoft.com/office/word/2010/wordprocessingGroup" xmlns:wpi="http://schemas.microsoft.com/office/word/2010/wordprocessingInk" xmlns:wne="http://schemas.microsoft.com/office/word/2006/wordml" xmlns:wps="http://schemas.microsoft.com/office/word/2010/wordprocessingShape" mc:Ignorable="w14 w15 w16se w16cid w16 w16cex w16sdtdh w16sdtfl w16du wp14">
+<w:document xmlns:wpc="http://schemas.microsoft.com/office/word/2010/wordprocessingCanvas" xmlns:cx="http://schemas.microsoft.com/office/drawing/2014/chartex" xmlns:cx1="http://schemas.microsoft.com/office/drawing/2015/9/8/chartex" xmlns:cx2="http://schemas.microsoft.com/office/drawing/2015/10/21/chartex" xmlns:cx3="http://schemas.microsoft.com/office/drawing/2016/5/9/chartex" xmlns:cx4="http://schemas.microsoft.com/office/drawing/2016/5/10/chartex" xmlns:cx5="http://schemas.microsoft.com/office/drawing/2016/5/11/chartex" xmlns:cx6="http://schemas.microsoft.com/office/drawing/2016/5/12/chartex" xmlns:cx7="http://schemas.microsoft.com/office/drawing/2016/5/13/chartex" xmlns:cx8="http://schemas.microsoft.com/office/drawing/2016/5/14/chartex" xmlns:mc="http://schemas.openxmlformats.org/markup-compatibility/2006" xmlns:aink="http://schemas.microsoft.com/office/drawing/2016/ink" xmlns:am3d="http://schemas.microsoft.com/office/drawing/2017/model3d" xmlns:o="urn:schemas-microsoft-com:office:office" xmlns:r="http://schemas.openxmlformats.org/officeDocument/2006/relationships" xmlns:m="http://schemas.openxmlformats.org/officeDocument/2006/math" xmlns:v="urn:schemas-microsoft-com:vml" xmlns:wp14="http://schemas.microsoft.com/office/word/2010/wordprocessingDrawing" xmlns:wp="http://schemas.openxmlformats.org/drawingml/2006/wordprocessingDrawing" xmlns:w10="urn:schemas-microsoft-com:office:word" xmlns:w="http://schemas.openxmlformats.org/wordprocessingml/2006/main" xmlns:w14="http://schemas.microsoft.com/office/word/2010/wordml" xmlns:w15="http://schemas.microsoft.com/office/word/2012/wordml" xmlns:w16cex="http://schemas.microsoft.com/office/word/2018/wordml/cex" xmlns:w16cid="http://schemas.microsoft.com/office/word/2016/wordml/cid" xmlns:w16="http://schemas.microsoft.com/office/word/2018/wordml" xmlns:w16sdtdh="http://schemas.microsoft.com/office/word/2020/wordml/sdtdatahash" xmlns:w16se="http://schemas.microsoft.com/office/word/2015/wordml/symex" xmlns:wpg="http://schemas.microsoft.com/office/word/2010/wordprocessingGroup" xmlns:wpi="http://schemas.microsoft.com/office/word/2010/wordprocessingInk" xmlns:wne="http://schemas.microsoft.com/office/word/2006/wordml" xmlns:wps="http://schemas.microsoft.com/office/word/2010/wordprocessingShape" mc:Ignorable="w14 w15 w16se w16cid w16 w16cex w16sdtdh wp14">
   <w:body>
     <w:p>
       <w:pPr>
@@ -466,14 +466,7 @@
           <w:rFonts w:hint="eastAsia"/>
           <w:szCs w:val="28"/>
         </w:rPr>
-        <w:t>)</w:t>
-      </w:r>
-      <w:r>
-        <w:rPr>
-          <w:rFonts w:hint="eastAsia"/>
-          <w:szCs w:val="28"/>
-        </w:rPr>
-        <w:t>：</w:t>
+        <w:t>)：</w:t>
       </w:r>
       <w:proofErr w:type="gramStart"/>
       <w:r>
@@ -944,16 +937,7 @@
           <w:sz w:val="16"/>
           <w:szCs w:val="16"/>
         </w:rPr>
-        <w:t>ㄏㄨㄣ</w:t>
-      </w:r>
-      <w:r>
-        <w:rPr>
-          <w:rFonts w:hint="eastAsia"/>
-          <w:color w:val="FF0000"/>
-          <w:sz w:val="16"/>
-          <w:szCs w:val="16"/>
-        </w:rPr>
-        <w:t>ˊ</w:t>
+        <w:t>ㄏㄨㄣˊ</w:t>
       </w:r>
       <w:proofErr w:type="gramEnd"/>
       <w:r>
@@ -2074,16 +2058,7 @@
           <w:sz w:val="16"/>
           <w:szCs w:val="16"/>
         </w:rPr>
-        <w:t>ㄙㄜ</w:t>
-      </w:r>
-      <w:r>
-        <w:rPr>
-          <w:rFonts w:hint="eastAsia"/>
-          <w:color w:val="FF0000"/>
-          <w:sz w:val="16"/>
-          <w:szCs w:val="16"/>
-        </w:rPr>
-        <w:t>ˋ</w:t>
+        <w:t>ㄙㄜˋ</w:t>
       </w:r>
       <w:proofErr w:type="gramEnd"/>
       <w:r>
@@ -2170,14 +2145,7 @@
           <w:rFonts w:hint="eastAsia"/>
           <w:szCs w:val="28"/>
         </w:rPr>
-        <w:t>寥廓</w:t>
-      </w:r>
-      <w:r>
-        <w:rPr>
-          <w:rFonts w:hint="eastAsia"/>
-          <w:szCs w:val="28"/>
-        </w:rPr>
-        <w:t>（</w:t>
+        <w:t>寥廓（</w:t>
       </w:r>
       <w:proofErr w:type="gramStart"/>
       <w:r>
@@ -2187,8 +2155,9 @@
           <w:sz w:val="16"/>
           <w:szCs w:val="16"/>
         </w:rPr>
-        <w:t>ㄌㄧㄠ</w:t>
-      </w:r>
+        <w:t>ㄌㄧㄠˊ</w:t>
+      </w:r>
+      <w:proofErr w:type="gramEnd"/>
       <w:r>
         <w:rPr>
           <w:rFonts w:hint="eastAsia"/>
@@ -2196,9 +2165,9 @@
           <w:sz w:val="16"/>
           <w:szCs w:val="16"/>
         </w:rPr>
-        <w:t>ˊ</w:t>
-      </w:r>
-      <w:proofErr w:type="gramEnd"/>
+        <w:t xml:space="preserve">　</w:t>
+      </w:r>
+      <w:proofErr w:type="gramStart"/>
       <w:r>
         <w:rPr>
           <w:rFonts w:hint="eastAsia"/>
@@ -2206,26 +2175,7 @@
           <w:sz w:val="16"/>
           <w:szCs w:val="16"/>
         </w:rPr>
-        <w:t xml:space="preserve">　</w:t>
-      </w:r>
-      <w:proofErr w:type="gramStart"/>
-      <w:r>
-        <w:rPr>
-          <w:rFonts w:hint="eastAsia"/>
-          <w:color w:val="FF0000"/>
-          <w:sz w:val="16"/>
-          <w:szCs w:val="16"/>
-        </w:rPr>
-        <w:t>ㄎㄨㄛ</w:t>
-      </w:r>
-      <w:r>
-        <w:rPr>
-          <w:rFonts w:hint="eastAsia"/>
-          <w:color w:val="FF0000"/>
-          <w:sz w:val="16"/>
-          <w:szCs w:val="16"/>
-        </w:rPr>
-        <w:t>ˋ</w:t>
+        <w:t>ㄎㄨㄛˋ</w:t>
       </w:r>
       <w:proofErr w:type="gramEnd"/>
       <w:r>
@@ -2260,21 +2210,7 @@
           <w:rFonts w:hint="eastAsia"/>
           <w:szCs w:val="28"/>
         </w:rPr>
-        <w:t>瀰漫</w:t>
-      </w:r>
-      <w:r>
-        <w:rPr>
-          <w:rFonts w:hint="eastAsia"/>
-          <w:szCs w:val="28"/>
-        </w:rPr>
-        <w:t>：</w:t>
-      </w:r>
-      <w:r>
-        <w:rPr>
-          <w:rFonts w:hint="eastAsia"/>
-          <w:szCs w:val="28"/>
-        </w:rPr>
-        <w:t>遍布、滿布。【例】戰雲瀰漫、煙霧瀰漫</w:t>
+        <w:t>瀰漫：遍布、滿布。【例】戰雲瀰漫、煙霧瀰漫</w:t>
       </w:r>
     </w:p>
     <w:p>
@@ -2295,21 +2231,7 @@
           <w:rFonts w:hint="eastAsia"/>
           <w:szCs w:val="28"/>
         </w:rPr>
-        <w:t>漂泊</w:t>
-      </w:r>
-      <w:r>
-        <w:rPr>
-          <w:rFonts w:hint="eastAsia"/>
-          <w:szCs w:val="28"/>
-        </w:rPr>
-        <w:t>：</w:t>
-      </w:r>
-      <w:r>
-        <w:rPr>
-          <w:rFonts w:hint="eastAsia"/>
-          <w:szCs w:val="28"/>
-        </w:rPr>
-        <w:t>比喻生活不固定，居無定所。【例】他長年漂泊海外，很少回家。</w:t>
+        <w:t>漂泊：比喻生活不固定，居無定所。【例】他長年漂泊海外，很少回家。</w:t>
       </w:r>
     </w:p>
     <w:p>
@@ -2330,14 +2252,7 @@
           <w:rFonts w:hint="eastAsia"/>
           <w:szCs w:val="28"/>
         </w:rPr>
-        <w:t>惆悵</w:t>
-      </w:r>
-      <w:r>
-        <w:rPr>
-          <w:rFonts w:hint="eastAsia"/>
-          <w:szCs w:val="28"/>
-        </w:rPr>
-        <w:t>（</w:t>
+        <w:t>惆悵（</w:t>
       </w:r>
       <w:proofErr w:type="gramStart"/>
       <w:r>
@@ -2347,8 +2262,9 @@
           <w:sz w:val="16"/>
           <w:szCs w:val="16"/>
         </w:rPr>
-        <w:t>ㄔㄡ</w:t>
-      </w:r>
+        <w:t>ㄔㄡˊ</w:t>
+      </w:r>
+      <w:proofErr w:type="gramEnd"/>
       <w:r>
         <w:rPr>
           <w:rFonts w:hint="eastAsia"/>
@@ -2356,9 +2272,9 @@
           <w:sz w:val="16"/>
           <w:szCs w:val="16"/>
         </w:rPr>
-        <w:t>ˊ</w:t>
-      </w:r>
-      <w:proofErr w:type="gramEnd"/>
+        <w:t xml:space="preserve">　</w:t>
+      </w:r>
+      <w:proofErr w:type="gramStart"/>
       <w:r>
         <w:rPr>
           <w:rFonts w:hint="eastAsia"/>
@@ -2366,26 +2282,7 @@
           <w:sz w:val="16"/>
           <w:szCs w:val="16"/>
         </w:rPr>
-        <w:t xml:space="preserve">　</w:t>
-      </w:r>
-      <w:proofErr w:type="gramStart"/>
-      <w:r>
-        <w:rPr>
-          <w:rFonts w:hint="eastAsia"/>
-          <w:color w:val="FF0000"/>
-          <w:sz w:val="16"/>
-          <w:szCs w:val="16"/>
-        </w:rPr>
-        <w:t>ㄔㄤ</w:t>
-      </w:r>
-      <w:r>
-        <w:rPr>
-          <w:rFonts w:hint="eastAsia"/>
-          <w:color w:val="FF0000"/>
-          <w:sz w:val="16"/>
-          <w:szCs w:val="16"/>
-        </w:rPr>
-        <w:t>ˋ</w:t>
+        <w:t>ㄔㄤˋ</w:t>
       </w:r>
       <w:proofErr w:type="gramEnd"/>
       <w:r>
@@ -2438,16 +2335,7 @@
           <w:sz w:val="16"/>
           <w:szCs w:val="16"/>
         </w:rPr>
-        <w:t>ㄧ</w:t>
-      </w:r>
-      <w:r>
-        <w:rPr>
-          <w:rFonts w:hint="eastAsia"/>
-          <w:color w:val="FF0000"/>
-          <w:sz w:val="16"/>
-          <w:szCs w:val="16"/>
-        </w:rPr>
-        <w:t>ˋ</w:t>
+        <w:t>ㄧˋ</w:t>
       </w:r>
       <w:proofErr w:type="gramEnd"/>
       <w:r>
@@ -2702,7 +2590,7 @@
           <w:numId w:val="14"/>
         </w:numPr>
         <w:spacing w:after="0" w:line="440" w:lineRule="exact"/>
-        <w:ind w:leftChars="0" w:left="284" w:right="0" w:hanging="284"/>
+        <w:ind w:leftChars="0" w:left="284" w:right="0" w:hanging="426"/>
         <w:rPr>
           <w:szCs w:val="28"/>
         </w:rPr>
@@ -2737,7 +2625,7 @@
           <w:numId w:val="14"/>
         </w:numPr>
         <w:spacing w:after="0" w:line="440" w:lineRule="exact"/>
-        <w:ind w:leftChars="0" w:left="284" w:right="0" w:hanging="284"/>
+        <w:ind w:leftChars="0" w:left="284" w:right="0" w:hanging="426"/>
         <w:rPr>
           <w:szCs w:val="28"/>
         </w:rPr>
@@ -2804,9 +2692,8 @@
           <w:numId w:val="14"/>
         </w:numPr>
         <w:spacing w:after="0" w:line="440" w:lineRule="exact"/>
-        <w:ind w:leftChars="0" w:left="284" w:right="0" w:hanging="284"/>
-        <w:rPr>
-          <w:rFonts w:hint="eastAsia"/>
+        <w:ind w:leftChars="0" w:left="284" w:right="0" w:hanging="426"/>
+        <w:rPr>
           <w:szCs w:val="28"/>
         </w:rPr>
       </w:pPr>
@@ -2871,7 +2758,7 @@
 </file>
 
 <file path=word/endnotes.xml><?xml version="1.0" encoding="utf-8"?>
-<w:endnotes xmlns:wpc="http://schemas.microsoft.com/office/word/2010/wordprocessingCanvas" xmlns:cx="http://schemas.microsoft.com/office/drawing/2014/chartex" xmlns:cx1="http://schemas.microsoft.com/office/drawing/2015/9/8/chartex" xmlns:cx2="http://schemas.microsoft.com/office/drawing/2015/10/21/chartex" xmlns:cx3="http://schemas.microsoft.com/office/drawing/2016/5/9/chartex" xmlns:cx4="http://schemas.microsoft.com/office/drawing/2016/5/10/chartex" xmlns:cx5="http://schemas.microsoft.com/office/drawing/2016/5/11/chartex" xmlns:cx6="http://schemas.microsoft.com/office/drawing/2016/5/12/chartex" xmlns:cx7="http://schemas.microsoft.com/office/drawing/2016/5/13/chartex" xmlns:cx8="http://schemas.microsoft.com/office/drawing/2016/5/14/chartex" xmlns:mc="http://schemas.openxmlformats.org/markup-compatibility/2006" xmlns:aink="http://schemas.microsoft.com/office/drawing/2016/ink" xmlns:am3d="http://schemas.microsoft.com/office/drawing/2017/model3d" xmlns:o="urn:schemas-microsoft-com:office:office" xmlns:oel="http://schemas.microsoft.com/office/2019/extlst" xmlns:r="http://schemas.openxmlformats.org/officeDocument/2006/relationships" xmlns:m="http://schemas.openxmlformats.org/officeDocument/2006/math" xmlns:v="urn:schemas-microsoft-com:vml" xmlns:wp14="http://schemas.microsoft.com/office/word/2010/wordprocessingDrawing" xmlns:wp="http://schemas.openxmlformats.org/drawingml/2006/wordprocessingDrawing" xmlns:w10="urn:schemas-microsoft-com:office:word" xmlns:w="http://schemas.openxmlformats.org/wordprocessingml/2006/main" xmlns:w14="http://schemas.microsoft.com/office/word/2010/wordml" xmlns:w15="http://schemas.microsoft.com/office/word/2012/wordml" xmlns:w16cex="http://schemas.microsoft.com/office/word/2018/wordml/cex" xmlns:w16cid="http://schemas.microsoft.com/office/word/2016/wordml/cid" xmlns:w16="http://schemas.microsoft.com/office/word/2018/wordml" xmlns:w16du="http://schemas.microsoft.com/office/word/2023/wordml/word16du" xmlns:w16sdtdh="http://schemas.microsoft.com/office/word/2020/wordml/sdtdatahash" xmlns:w16sdtfl="http://schemas.microsoft.com/office/word/2024/wordml/sdtformatlock" xmlns:w16se="http://schemas.microsoft.com/office/word/2015/wordml/symex" xmlns:wpg="http://schemas.microsoft.com/office/word/2010/wordprocessingGroup" xmlns:wpi="http://schemas.microsoft.com/office/word/2010/wordprocessingInk" xmlns:wne="http://schemas.microsoft.com/office/word/2006/wordml" xmlns:wps="http://schemas.microsoft.com/office/word/2010/wordprocessingShape" mc:Ignorable="w14 w15 w16se w16cid w16 w16cex w16sdtdh w16sdtfl w16du wp14">
+<w:endnotes xmlns:wpc="http://schemas.microsoft.com/office/word/2010/wordprocessingCanvas" xmlns:cx="http://schemas.microsoft.com/office/drawing/2014/chartex" xmlns:cx1="http://schemas.microsoft.com/office/drawing/2015/9/8/chartex" xmlns:cx2="http://schemas.microsoft.com/office/drawing/2015/10/21/chartex" xmlns:cx3="http://schemas.microsoft.com/office/drawing/2016/5/9/chartex" xmlns:cx4="http://schemas.microsoft.com/office/drawing/2016/5/10/chartex" xmlns:cx5="http://schemas.microsoft.com/office/drawing/2016/5/11/chartex" xmlns:cx6="http://schemas.microsoft.com/office/drawing/2016/5/12/chartex" xmlns:cx7="http://schemas.microsoft.com/office/drawing/2016/5/13/chartex" xmlns:cx8="http://schemas.microsoft.com/office/drawing/2016/5/14/chartex" xmlns:mc="http://schemas.openxmlformats.org/markup-compatibility/2006" xmlns:aink="http://schemas.microsoft.com/office/drawing/2016/ink" xmlns:am3d="http://schemas.microsoft.com/office/drawing/2017/model3d" xmlns:o="urn:schemas-microsoft-com:office:office" xmlns:r="http://schemas.openxmlformats.org/officeDocument/2006/relationships" xmlns:m="http://schemas.openxmlformats.org/officeDocument/2006/math" xmlns:v="urn:schemas-microsoft-com:vml" xmlns:wp14="http://schemas.microsoft.com/office/word/2010/wordprocessingDrawing" xmlns:wp="http://schemas.openxmlformats.org/drawingml/2006/wordprocessingDrawing" xmlns:w10="urn:schemas-microsoft-com:office:word" xmlns:w="http://schemas.openxmlformats.org/wordprocessingml/2006/main" xmlns:w14="http://schemas.microsoft.com/office/word/2010/wordml" xmlns:w15="http://schemas.microsoft.com/office/word/2012/wordml" xmlns:w16cex="http://schemas.microsoft.com/office/word/2018/wordml/cex" xmlns:w16cid="http://schemas.microsoft.com/office/word/2016/wordml/cid" xmlns:w16="http://schemas.microsoft.com/office/word/2018/wordml" xmlns:w16sdtdh="http://schemas.microsoft.com/office/word/2020/wordml/sdtdatahash" xmlns:w16se="http://schemas.microsoft.com/office/word/2015/wordml/symex" xmlns:wpg="http://schemas.microsoft.com/office/word/2010/wordprocessingGroup" xmlns:wpi="http://schemas.microsoft.com/office/word/2010/wordprocessingInk" xmlns:wne="http://schemas.microsoft.com/office/word/2006/wordml" xmlns:wps="http://schemas.microsoft.com/office/word/2010/wordprocessingShape" mc:Ignorable="w14 w15 w16se w16cid w16 w16cex w16sdtdh wp14">
   <w:endnote w:type="separator" w:id="-1">
     <w:p>
       <w:pPr>
@@ -2896,7 +2783,7 @@
 </file>
 
 <file path=word/footer1.xml><?xml version="1.0" encoding="utf-8"?>
-<w:ftr xmlns:wpc="http://schemas.microsoft.com/office/word/2010/wordprocessingCanvas" xmlns:cx="http://schemas.microsoft.com/office/drawing/2014/chartex" xmlns:cx1="http://schemas.microsoft.com/office/drawing/2015/9/8/chartex" xmlns:cx2="http://schemas.microsoft.com/office/drawing/2015/10/21/chartex" xmlns:cx3="http://schemas.microsoft.com/office/drawing/2016/5/9/chartex" xmlns:cx4="http://schemas.microsoft.com/office/drawing/2016/5/10/chartex" xmlns:cx5="http://schemas.microsoft.com/office/drawing/2016/5/11/chartex" xmlns:cx6="http://schemas.microsoft.com/office/drawing/2016/5/12/chartex" xmlns:cx7="http://schemas.microsoft.com/office/drawing/2016/5/13/chartex" xmlns:cx8="http://schemas.microsoft.com/office/drawing/2016/5/14/chartex" xmlns:mc="http://schemas.openxmlformats.org/markup-compatibility/2006" xmlns:aink="http://schemas.microsoft.com/office/drawing/2016/ink" xmlns:am3d="http://schemas.microsoft.com/office/drawing/2017/model3d" xmlns:o="urn:schemas-microsoft-com:office:office" xmlns:oel="http://schemas.microsoft.com/office/2019/extlst" xmlns:r="http://schemas.openxmlformats.org/officeDocument/2006/relationships" xmlns:m="http://schemas.openxmlformats.org/officeDocument/2006/math" xmlns:v="urn:schemas-microsoft-com:vml" xmlns:wp14="http://schemas.microsoft.com/office/word/2010/wordprocessingDrawing" xmlns:wp="http://schemas.openxmlformats.org/drawingml/2006/wordprocessingDrawing" xmlns:w10="urn:schemas-microsoft-com:office:word" xmlns:w="http://schemas.openxmlformats.org/wordprocessingml/2006/main" xmlns:w14="http://schemas.microsoft.com/office/word/2010/wordml" xmlns:w15="http://schemas.microsoft.com/office/word/2012/wordml" xmlns:w16cex="http://schemas.microsoft.com/office/word/2018/wordml/cex" xmlns:w16cid="http://schemas.microsoft.com/office/word/2016/wordml/cid" xmlns:w16="http://schemas.microsoft.com/office/word/2018/wordml" xmlns:w16du="http://schemas.microsoft.com/office/word/2023/wordml/word16du" xmlns:w16sdtdh="http://schemas.microsoft.com/office/word/2020/wordml/sdtdatahash" xmlns:w16sdtfl="http://schemas.microsoft.com/office/word/2024/wordml/sdtformatlock" xmlns:w16se="http://schemas.microsoft.com/office/word/2015/wordml/symex" xmlns:wpg="http://schemas.microsoft.com/office/word/2010/wordprocessingGroup" xmlns:wpi="http://schemas.microsoft.com/office/word/2010/wordprocessingInk" xmlns:wne="http://schemas.microsoft.com/office/word/2006/wordml" xmlns:wps="http://schemas.microsoft.com/office/word/2010/wordprocessingShape" mc:Ignorable="w14 w15 w16se w16cid w16 w16cex w16sdtdh w16sdtfl w16du wp14">
+<w:ftr xmlns:wpc="http://schemas.microsoft.com/office/word/2010/wordprocessingCanvas" xmlns:cx="http://schemas.microsoft.com/office/drawing/2014/chartex" xmlns:cx1="http://schemas.microsoft.com/office/drawing/2015/9/8/chartex" xmlns:cx2="http://schemas.microsoft.com/office/drawing/2015/10/21/chartex" xmlns:cx3="http://schemas.microsoft.com/office/drawing/2016/5/9/chartex" xmlns:cx4="http://schemas.microsoft.com/office/drawing/2016/5/10/chartex" xmlns:cx5="http://schemas.microsoft.com/office/drawing/2016/5/11/chartex" xmlns:cx6="http://schemas.microsoft.com/office/drawing/2016/5/12/chartex" xmlns:cx7="http://schemas.microsoft.com/office/drawing/2016/5/13/chartex" xmlns:cx8="http://schemas.microsoft.com/office/drawing/2016/5/14/chartex" xmlns:mc="http://schemas.openxmlformats.org/markup-compatibility/2006" xmlns:aink="http://schemas.microsoft.com/office/drawing/2016/ink" xmlns:am3d="http://schemas.microsoft.com/office/drawing/2017/model3d" xmlns:o="urn:schemas-microsoft-com:office:office" xmlns:r="http://schemas.openxmlformats.org/officeDocument/2006/relationships" xmlns:m="http://schemas.openxmlformats.org/officeDocument/2006/math" xmlns:v="urn:schemas-microsoft-com:vml" xmlns:wp14="http://schemas.microsoft.com/office/word/2010/wordprocessingDrawing" xmlns:wp="http://schemas.openxmlformats.org/drawingml/2006/wordprocessingDrawing" xmlns:w10="urn:schemas-microsoft-com:office:word" xmlns:w="http://schemas.openxmlformats.org/wordprocessingml/2006/main" xmlns:w14="http://schemas.microsoft.com/office/word/2010/wordml" xmlns:w15="http://schemas.microsoft.com/office/word/2012/wordml" xmlns:w16cex="http://schemas.microsoft.com/office/word/2018/wordml/cex" xmlns:w16cid="http://schemas.microsoft.com/office/word/2016/wordml/cid" xmlns:w16="http://schemas.microsoft.com/office/word/2018/wordml" xmlns:w16sdtdh="http://schemas.microsoft.com/office/word/2020/wordml/sdtdatahash" xmlns:w16se="http://schemas.microsoft.com/office/word/2015/wordml/symex" xmlns:wpg="http://schemas.microsoft.com/office/word/2010/wordprocessingGroup" xmlns:wpi="http://schemas.microsoft.com/office/word/2010/wordprocessingInk" xmlns:wne="http://schemas.microsoft.com/office/word/2006/wordml" xmlns:wps="http://schemas.microsoft.com/office/word/2010/wordprocessingShape" mc:Ignorable="w14 w15 w16se w16cid w16 w16cex w16sdtdh wp14">
   <w:sdt>
     <w:sdtPr>
       <w:id w:val="-746029226"/>
@@ -2905,6 +2792,7 @@
         <w:docPartUnique/>
       </w:docPartObj>
     </w:sdtPr>
+    <w:sdtEndPr/>
     <w:sdtContent>
       <w:p>
         <w:pPr>
@@ -2950,7 +2838,7 @@
 </file>
 
 <file path=word/footnotes.xml><?xml version="1.0" encoding="utf-8"?>
-<w:footnotes xmlns:wpc="http://schemas.microsoft.com/office/word/2010/wordprocessingCanvas" xmlns:cx="http://schemas.microsoft.com/office/drawing/2014/chartex" xmlns:cx1="http://schemas.microsoft.com/office/drawing/2015/9/8/chartex" xmlns:cx2="http://schemas.microsoft.com/office/drawing/2015/10/21/chartex" xmlns:cx3="http://schemas.microsoft.com/office/drawing/2016/5/9/chartex" xmlns:cx4="http://schemas.microsoft.com/office/drawing/2016/5/10/chartex" xmlns:cx5="http://schemas.microsoft.com/office/drawing/2016/5/11/chartex" xmlns:cx6="http://schemas.microsoft.com/office/drawing/2016/5/12/chartex" xmlns:cx7="http://schemas.microsoft.com/office/drawing/2016/5/13/chartex" xmlns:cx8="http://schemas.microsoft.com/office/drawing/2016/5/14/chartex" xmlns:mc="http://schemas.openxmlformats.org/markup-compatibility/2006" xmlns:aink="http://schemas.microsoft.com/office/drawing/2016/ink" xmlns:am3d="http://schemas.microsoft.com/office/drawing/2017/model3d" xmlns:o="urn:schemas-microsoft-com:office:office" xmlns:oel="http://schemas.microsoft.com/office/2019/extlst" xmlns:r="http://schemas.openxmlformats.org/officeDocument/2006/relationships" xmlns:m="http://schemas.openxmlformats.org/officeDocument/2006/math" xmlns:v="urn:schemas-microsoft-com:vml" xmlns:wp14="http://schemas.microsoft.com/office/word/2010/wordprocessingDrawing" xmlns:wp="http://schemas.openxmlformats.org/drawingml/2006/wordprocessingDrawing" xmlns:w10="urn:schemas-microsoft-com:office:word" xmlns:w="http://schemas.openxmlformats.org/wordprocessingml/2006/main" xmlns:w14="http://schemas.microsoft.com/office/word/2010/wordml" xmlns:w15="http://schemas.microsoft.com/office/word/2012/wordml" xmlns:w16cex="http://schemas.microsoft.com/office/word/2018/wordml/cex" xmlns:w16cid="http://schemas.microsoft.com/office/word/2016/wordml/cid" xmlns:w16="http://schemas.microsoft.com/office/word/2018/wordml" xmlns:w16du="http://schemas.microsoft.com/office/word/2023/wordml/word16du" xmlns:w16sdtdh="http://schemas.microsoft.com/office/word/2020/wordml/sdtdatahash" xmlns:w16sdtfl="http://schemas.microsoft.com/office/word/2024/wordml/sdtformatlock" xmlns:w16se="http://schemas.microsoft.com/office/word/2015/wordml/symex" xmlns:wpg="http://schemas.microsoft.com/office/word/2010/wordprocessingGroup" xmlns:wpi="http://schemas.microsoft.com/office/word/2010/wordprocessingInk" xmlns:wne="http://schemas.microsoft.com/office/word/2006/wordml" xmlns:wps="http://schemas.microsoft.com/office/word/2010/wordprocessingShape" mc:Ignorable="w14 w15 w16se w16cid w16 w16cex w16sdtdh w16sdtfl w16du wp14">
+<w:footnotes xmlns:wpc="http://schemas.microsoft.com/office/word/2010/wordprocessingCanvas" xmlns:cx="http://schemas.microsoft.com/office/drawing/2014/chartex" xmlns:cx1="http://schemas.microsoft.com/office/drawing/2015/9/8/chartex" xmlns:cx2="http://schemas.microsoft.com/office/drawing/2015/10/21/chartex" xmlns:cx3="http://schemas.microsoft.com/office/drawing/2016/5/9/chartex" xmlns:cx4="http://schemas.microsoft.com/office/drawing/2016/5/10/chartex" xmlns:cx5="http://schemas.microsoft.com/office/drawing/2016/5/11/chartex" xmlns:cx6="http://schemas.microsoft.com/office/drawing/2016/5/12/chartex" xmlns:cx7="http://schemas.microsoft.com/office/drawing/2016/5/13/chartex" xmlns:cx8="http://schemas.microsoft.com/office/drawing/2016/5/14/chartex" xmlns:mc="http://schemas.openxmlformats.org/markup-compatibility/2006" xmlns:aink="http://schemas.microsoft.com/office/drawing/2016/ink" xmlns:am3d="http://schemas.microsoft.com/office/drawing/2017/model3d" xmlns:o="urn:schemas-microsoft-com:office:office" xmlns:r="http://schemas.openxmlformats.org/officeDocument/2006/relationships" xmlns:m="http://schemas.openxmlformats.org/officeDocument/2006/math" xmlns:v="urn:schemas-microsoft-com:vml" xmlns:wp14="http://schemas.microsoft.com/office/word/2010/wordprocessingDrawing" xmlns:wp="http://schemas.openxmlformats.org/drawingml/2006/wordprocessingDrawing" xmlns:w10="urn:schemas-microsoft-com:office:word" xmlns:w="http://schemas.openxmlformats.org/wordprocessingml/2006/main" xmlns:w14="http://schemas.microsoft.com/office/word/2010/wordml" xmlns:w15="http://schemas.microsoft.com/office/word/2012/wordml" xmlns:w16cex="http://schemas.microsoft.com/office/word/2018/wordml/cex" xmlns:w16cid="http://schemas.microsoft.com/office/word/2016/wordml/cid" xmlns:w16="http://schemas.microsoft.com/office/word/2018/wordml" xmlns:w16sdtdh="http://schemas.microsoft.com/office/word/2020/wordml/sdtdatahash" xmlns:w16se="http://schemas.microsoft.com/office/word/2015/wordml/symex" xmlns:wpg="http://schemas.microsoft.com/office/word/2010/wordprocessingGroup" xmlns:wpi="http://schemas.microsoft.com/office/word/2010/wordprocessingInk" xmlns:wne="http://schemas.microsoft.com/office/word/2006/wordml" xmlns:wps="http://schemas.microsoft.com/office/word/2010/wordprocessingShape" mc:Ignorable="w14 w15 w16se w16cid w16 w16cex w16sdtdh wp14">
   <w:footnote w:type="separator" w:id="-1">
     <w:p>
       <w:pPr>
@@ -2975,7 +2863,7 @@
 </file>
 
 <file path=word/numbering.xml><?xml version="1.0" encoding="utf-8"?>
-<w:numbering xmlns:wpc="http://schemas.microsoft.com/office/word/2010/wordprocessingCanvas" xmlns:cx="http://schemas.microsoft.com/office/drawing/2014/chartex" xmlns:cx1="http://schemas.microsoft.com/office/drawing/2015/9/8/chartex" xmlns:cx2="http://schemas.microsoft.com/office/drawing/2015/10/21/chartex" xmlns:cx3="http://schemas.microsoft.com/office/drawing/2016/5/9/chartex" xmlns:cx4="http://schemas.microsoft.com/office/drawing/2016/5/10/chartex" xmlns:cx5="http://schemas.microsoft.com/office/drawing/2016/5/11/chartex" xmlns:cx6="http://schemas.microsoft.com/office/drawing/2016/5/12/chartex" xmlns:cx7="http://schemas.microsoft.com/office/drawing/2016/5/13/chartex" xmlns:cx8="http://schemas.microsoft.com/office/drawing/2016/5/14/chartex" xmlns:mc="http://schemas.openxmlformats.org/markup-compatibility/2006" xmlns:aink="http://schemas.microsoft.com/office/drawing/2016/ink" xmlns:am3d="http://schemas.microsoft.com/office/drawing/2017/model3d" xmlns:o="urn:schemas-microsoft-com:office:office" xmlns:oel="http://schemas.microsoft.com/office/2019/extlst" xmlns:r="http://schemas.openxmlformats.org/officeDocument/2006/relationships" xmlns:m="http://schemas.openxmlformats.org/officeDocument/2006/math" xmlns:v="urn:schemas-microsoft-com:vml" xmlns:wp14="http://schemas.microsoft.com/office/word/2010/wordprocessingDrawing" xmlns:wp="http://schemas.openxmlformats.org/drawingml/2006/wordprocessingDrawing" xmlns:w10="urn:schemas-microsoft-com:office:word" xmlns:w="http://schemas.openxmlformats.org/wordprocessingml/2006/main" xmlns:w14="http://schemas.microsoft.com/office/word/2010/wordml" xmlns:w15="http://schemas.microsoft.com/office/word/2012/wordml" xmlns:w16cex="http://schemas.microsoft.com/office/word/2018/wordml/cex" xmlns:w16cid="http://schemas.microsoft.com/office/word/2016/wordml/cid" xmlns:w16="http://schemas.microsoft.com/office/word/2018/wordml" xmlns:w16du="http://schemas.microsoft.com/office/word/2023/wordml/word16du" xmlns:w16sdtdh="http://schemas.microsoft.com/office/word/2020/wordml/sdtdatahash" xmlns:w16sdtfl="http://schemas.microsoft.com/office/word/2024/wordml/sdtformatlock" xmlns:w16se="http://schemas.microsoft.com/office/word/2015/wordml/symex" xmlns:wpg="http://schemas.microsoft.com/office/word/2010/wordprocessingGroup" xmlns:wpi="http://schemas.microsoft.com/office/word/2010/wordprocessingInk" xmlns:wne="http://schemas.microsoft.com/office/word/2006/wordml" xmlns:wps="http://schemas.microsoft.com/office/word/2010/wordprocessingShape" mc:Ignorable="w14 w15 w16se w16cid w16 w16cex w16sdtdh w16sdtfl w16du wp14">
+<w:numbering xmlns:wpc="http://schemas.microsoft.com/office/word/2010/wordprocessingCanvas" xmlns:cx="http://schemas.microsoft.com/office/drawing/2014/chartex" xmlns:cx1="http://schemas.microsoft.com/office/drawing/2015/9/8/chartex" xmlns:cx2="http://schemas.microsoft.com/office/drawing/2015/10/21/chartex" xmlns:cx3="http://schemas.microsoft.com/office/drawing/2016/5/9/chartex" xmlns:cx4="http://schemas.microsoft.com/office/drawing/2016/5/10/chartex" xmlns:cx5="http://schemas.microsoft.com/office/drawing/2016/5/11/chartex" xmlns:cx6="http://schemas.microsoft.com/office/drawing/2016/5/12/chartex" xmlns:cx7="http://schemas.microsoft.com/office/drawing/2016/5/13/chartex" xmlns:cx8="http://schemas.microsoft.com/office/drawing/2016/5/14/chartex" xmlns:mc="http://schemas.openxmlformats.org/markup-compatibility/2006" xmlns:aink="http://schemas.microsoft.com/office/drawing/2016/ink" xmlns:am3d="http://schemas.microsoft.com/office/drawing/2017/model3d" xmlns:o="urn:schemas-microsoft-com:office:office" xmlns:r="http://schemas.openxmlformats.org/officeDocument/2006/relationships" xmlns:m="http://schemas.openxmlformats.org/officeDocument/2006/math" xmlns:v="urn:schemas-microsoft-com:vml" xmlns:wp14="http://schemas.microsoft.com/office/word/2010/wordprocessingDrawing" xmlns:wp="http://schemas.openxmlformats.org/drawingml/2006/wordprocessingDrawing" xmlns:w10="urn:schemas-microsoft-com:office:word" xmlns:w="http://schemas.openxmlformats.org/wordprocessingml/2006/main" xmlns:w14="http://schemas.microsoft.com/office/word/2010/wordml" xmlns:w15="http://schemas.microsoft.com/office/word/2012/wordml" xmlns:w16cex="http://schemas.microsoft.com/office/word/2018/wordml/cex" xmlns:w16cid="http://schemas.microsoft.com/office/word/2016/wordml/cid" xmlns:w16="http://schemas.microsoft.com/office/word/2018/wordml" xmlns:w16sdtdh="http://schemas.microsoft.com/office/word/2020/wordml/sdtdatahash" xmlns:w16se="http://schemas.microsoft.com/office/word/2015/wordml/symex" xmlns:wpg="http://schemas.microsoft.com/office/word/2010/wordprocessingGroup" xmlns:wpi="http://schemas.microsoft.com/office/word/2010/wordprocessingInk" xmlns:wne="http://schemas.microsoft.com/office/word/2006/wordml" xmlns:wps="http://schemas.microsoft.com/office/word/2010/wordprocessingShape" mc:Ignorable="w14 w15 w16se w16cid w16 w16cex w16sdtdh wp14">
   <w:abstractNum w:abstractNumId="0" w15:restartNumberingAfterBreak="0">
     <w:nsid w:val="02A11C50"/>
     <w:multiLevelType w:val="hybridMultilevel"/>
@@ -5263,80 +5151,80 @@
       </w:rPr>
     </w:lvl>
   </w:abstractNum>
-  <w:num w:numId="1" w16cid:durableId="1674605156">
+  <w:num w:numId="1">
     <w:abstractNumId w:val="18"/>
   </w:num>
-  <w:num w:numId="2" w16cid:durableId="1569878873">
+  <w:num w:numId="2">
     <w:abstractNumId w:val="6"/>
   </w:num>
-  <w:num w:numId="3" w16cid:durableId="1601451332">
+  <w:num w:numId="3">
     <w:abstractNumId w:val="0"/>
   </w:num>
-  <w:num w:numId="4" w16cid:durableId="965089299">
+  <w:num w:numId="4">
     <w:abstractNumId w:val="9"/>
   </w:num>
-  <w:num w:numId="5" w16cid:durableId="1602226243">
+  <w:num w:numId="5">
     <w:abstractNumId w:val="11"/>
   </w:num>
-  <w:num w:numId="6" w16cid:durableId="212692785">
+  <w:num w:numId="6">
     <w:abstractNumId w:val="20"/>
   </w:num>
-  <w:num w:numId="7" w16cid:durableId="461845946">
+  <w:num w:numId="7">
     <w:abstractNumId w:val="3"/>
   </w:num>
-  <w:num w:numId="8" w16cid:durableId="1459644847">
+  <w:num w:numId="8">
     <w:abstractNumId w:val="21"/>
   </w:num>
-  <w:num w:numId="9" w16cid:durableId="2000883627">
+  <w:num w:numId="9">
     <w:abstractNumId w:val="13"/>
   </w:num>
-  <w:num w:numId="10" w16cid:durableId="1207334732">
+  <w:num w:numId="10">
     <w:abstractNumId w:val="17"/>
   </w:num>
-  <w:num w:numId="11" w16cid:durableId="936519416">
+  <w:num w:numId="11">
     <w:abstractNumId w:val="4"/>
   </w:num>
-  <w:num w:numId="12" w16cid:durableId="160646">
+  <w:num w:numId="12">
     <w:abstractNumId w:val="1"/>
   </w:num>
-  <w:num w:numId="13" w16cid:durableId="302393649">
+  <w:num w:numId="13">
     <w:abstractNumId w:val="7"/>
   </w:num>
-  <w:num w:numId="14" w16cid:durableId="2098165968">
+  <w:num w:numId="14">
     <w:abstractNumId w:val="14"/>
   </w:num>
-  <w:num w:numId="15" w16cid:durableId="1139613243">
+  <w:num w:numId="15">
     <w:abstractNumId w:val="10"/>
   </w:num>
-  <w:num w:numId="16" w16cid:durableId="215627385">
+  <w:num w:numId="16">
     <w:abstractNumId w:val="16"/>
   </w:num>
-  <w:num w:numId="17" w16cid:durableId="1778983969">
+  <w:num w:numId="17">
     <w:abstractNumId w:val="2"/>
   </w:num>
-  <w:num w:numId="18" w16cid:durableId="586354431">
+  <w:num w:numId="18">
     <w:abstractNumId w:val="5"/>
   </w:num>
-  <w:num w:numId="19" w16cid:durableId="342786017">
+  <w:num w:numId="19">
     <w:abstractNumId w:val="12"/>
   </w:num>
-  <w:num w:numId="20" w16cid:durableId="1720199834">
+  <w:num w:numId="20">
     <w:abstractNumId w:val="19"/>
   </w:num>
-  <w:num w:numId="21" w16cid:durableId="1526097102">
+  <w:num w:numId="21">
     <w:abstractNumId w:val="8"/>
   </w:num>
-  <w:num w:numId="22" w16cid:durableId="1248005615">
+  <w:num w:numId="22">
     <w:abstractNumId w:val="22"/>
   </w:num>
-  <w:num w:numId="23" w16cid:durableId="254099495">
+  <w:num w:numId="23">
     <w:abstractNumId w:val="15"/>
   </w:num>
 </w:numbering>
 </file>
 
 <file path=word/styles.xml><?xml version="1.0" encoding="utf-8"?>
-<w:styles xmlns:mc="http://schemas.openxmlformats.org/markup-compatibility/2006" xmlns:r="http://schemas.openxmlformats.org/officeDocument/2006/relationships" xmlns:w="http://schemas.openxmlformats.org/wordprocessingml/2006/main" xmlns:w14="http://schemas.microsoft.com/office/word/2010/wordml" xmlns:w15="http://schemas.microsoft.com/office/word/2012/wordml" xmlns:w16cex="http://schemas.microsoft.com/office/word/2018/wordml/cex" xmlns:w16cid="http://schemas.microsoft.com/office/word/2016/wordml/cid" xmlns:w16="http://schemas.microsoft.com/office/word/2018/wordml" xmlns:w16du="http://schemas.microsoft.com/office/word/2023/wordml/word16du" xmlns:w16sdtdh="http://schemas.microsoft.com/office/word/2020/wordml/sdtdatahash" xmlns:w16sdtfl="http://schemas.microsoft.com/office/word/2024/wordml/sdtformatlock" xmlns:w16se="http://schemas.microsoft.com/office/word/2015/wordml/symex" mc:Ignorable="w14 w15 w16se w16cid w16 w16cex w16sdtdh w16sdtfl w16du">
+<w:styles xmlns:mc="http://schemas.openxmlformats.org/markup-compatibility/2006" xmlns:r="http://schemas.openxmlformats.org/officeDocument/2006/relationships" xmlns:w="http://schemas.openxmlformats.org/wordprocessingml/2006/main" xmlns:w14="http://schemas.microsoft.com/office/word/2010/wordml" xmlns:w15="http://schemas.microsoft.com/office/word/2012/wordml" xmlns:w16cex="http://schemas.microsoft.com/office/word/2018/wordml/cex" xmlns:w16cid="http://schemas.microsoft.com/office/word/2016/wordml/cid" xmlns:w16="http://schemas.microsoft.com/office/word/2018/wordml" xmlns:w16sdtdh="http://schemas.microsoft.com/office/word/2020/wordml/sdtdatahash" xmlns:w16se="http://schemas.microsoft.com/office/word/2015/wordml/symex" mc:Ignorable="w14 w15 w16se w16cid w16 w16cex w16sdtdh">
   <w:docDefaults>
     <w:rPrDefault>
       <w:rPr>
